--- a/Backend/Director_Disclosure/Output_Disclosures/2024-25/ADANI_AGRI_LOGISTICS__DHAMORA__LIMITED/DIR-8/DIR8_Amit_Malik_08397245.docx
+++ b/Backend/Director_Disclosure/Output_Disclosures/2024-25/ADANI_AGRI_LOGISTICS__DHAMORA__LIMITED/DIR-8/DIR8_Amit_Malik_08397245.docx
@@ -189,7 +189,7 @@
           <w:b w:val="0"/>
           <w:sz w:val="23"/>
         </w:rPr>
-        <w:t>I, Amit Malik, son/daughter of Mr. {{FATHER_NAME}}, resident of _____________________________________________, India hereby give notice that I am/was a Director in the following companies during the last three years:-</w:t>
+        <w:t>I, AMIT MALIK, son/daughter of Mr. {{FATHER_NAME}}, resident of _____________________________________________, India hereby give notice that I am/was a Director in the following companies during the last three years:-</w:t>
       </w:r>
     </w:p>
     <w:p>
@@ -340,7 +340,7 @@
                 <w:b w:val="0"/>
                 <w:sz w:val="23"/>
               </w:rPr>
-              <w:t>ADANI GANGAVARAM PORT LIMITED</w:t>
+              <w:t>GANGAVARAM PORT SERVICES (INDIA) LIMITED</w:t>
             </w:r>
           </w:p>
         </w:tc>
@@ -480,7 +480,7 @@
                 <w:b w:val="0"/>
                 <w:sz w:val="23"/>
               </w:rPr>
-              <w:t>ADANI LOGISTICS SERVICES LIMITED</w:t>
+              <w:t>ADANI GANGAVARAM PORT LIMITED</w:t>
             </w:r>
           </w:p>
         </w:tc>
@@ -499,7 +499,7 @@
                 <w:b w:val="0"/>
                 <w:sz w:val="23"/>
               </w:rPr>
-              <w:t>06/08/2019</w:t>
+              <w:t>20/06/2024</w:t>
             </w:r>
           </w:p>
         </w:tc>
@@ -550,7 +550,7 @@
                 <w:b w:val="0"/>
                 <w:sz w:val="23"/>
               </w:rPr>
-              <w:t>ADANI AGRI LOGISTICS (PANIPAT) LIMITED</w:t>
+              <w:t>DHAMRA INFRASTRUCTURE LIMITED</w:t>
             </w:r>
           </w:p>
         </w:tc>
@@ -569,7 +569,7 @@
                 <w:b w:val="0"/>
                 <w:sz w:val="23"/>
               </w:rPr>
-              <w:t>06/05/2019</w:t>
+              <w:t>19/06/2024</w:t>
             </w:r>
           </w:p>
         </w:tc>
@@ -620,7 +620,7 @@
                 <w:b w:val="0"/>
                 <w:sz w:val="23"/>
               </w:rPr>
-              <w:t>ADANI AGRI LOGISTICS (KANNAUJ) LIMITED</w:t>
+              <w:t>DERMOT INFRACON LIMITED</w:t>
             </w:r>
           </w:p>
         </w:tc>
@@ -639,427 +639,7 @@
                 <w:b w:val="0"/>
                 <w:sz w:val="23"/>
               </w:rPr>
-              <w:t>06/05/2019</w:t>
-            </w:r>
-          </w:p>
-        </w:tc>
-        <w:tc>
-          <w:tcPr>
-            <w:tcW w:type="dxa" w:w="2250"/>
-          </w:tcPr>
-          <w:p>
-            <w:pPr>
-              <w:spacing w:after="0"/>
-              <w:jc w:val="center"/>
-            </w:pPr>
-          </w:p>
-        </w:tc>
-      </w:tr>
-      <w:tr>
-        <w:tc>
-          <w:tcPr>
-            <w:tcW w:type="dxa" w:w="636"/>
-          </w:tcPr>
-          <w:p>
-            <w:pPr>
-              <w:spacing w:after="0"/>
-              <w:ind w:left="360"/>
-            </w:pPr>
-            <w:r>
-              <w:rPr>
-                <w:rFonts w:ascii="Adani" w:hAnsi="Adani" w:eastAsia="Adani" w:cs="Adani"/>
-                <w:b w:val="0"/>
-                <w:sz w:val="23"/>
-              </w:rPr>
-              <w:t>6</w:t>
-            </w:r>
-          </w:p>
-        </w:tc>
-        <w:tc>
-          <w:tcPr>
-            <w:tcW w:type="dxa" w:w="3864"/>
-          </w:tcPr>
-          <w:p>
-            <w:pPr>
-              <w:spacing w:after="0"/>
-              <w:jc w:val="both"/>
-            </w:pPr>
-            <w:r>
-              <w:rPr>
-                <w:rFonts w:ascii="Adani" w:hAnsi="Adani" w:eastAsia="Adani" w:cs="Adani"/>
-                <w:b w:val="0"/>
-                <w:sz w:val="23"/>
-              </w:rPr>
-              <w:t>ADANI AGRI LOGISTICS (KOTKAPURA) LIMITED</w:t>
-            </w:r>
-          </w:p>
-        </w:tc>
-        <w:tc>
-          <w:tcPr>
-            <w:tcW w:type="dxa" w:w="2610"/>
-          </w:tcPr>
-          <w:p>
-            <w:pPr>
-              <w:spacing w:after="0"/>
-              <w:jc w:val="center"/>
-            </w:pPr>
-            <w:r>
-              <w:rPr>
-                <w:rFonts w:ascii="Adani" w:hAnsi="Adani" w:eastAsia="Adani" w:cs="Adani"/>
-                <w:b w:val="0"/>
-                <w:sz w:val="23"/>
-              </w:rPr>
-              <w:t>06/05/2019</w:t>
-            </w:r>
-          </w:p>
-        </w:tc>
-        <w:tc>
-          <w:tcPr>
-            <w:tcW w:type="dxa" w:w="2250"/>
-          </w:tcPr>
-          <w:p>
-            <w:pPr>
-              <w:spacing w:after="0"/>
-              <w:jc w:val="center"/>
-            </w:pPr>
-          </w:p>
-        </w:tc>
-      </w:tr>
-      <w:tr>
-        <w:tc>
-          <w:tcPr>
-            <w:tcW w:type="dxa" w:w="636"/>
-          </w:tcPr>
-          <w:p>
-            <w:pPr>
-              <w:spacing w:after="0"/>
-              <w:ind w:left="360"/>
-            </w:pPr>
-            <w:r>
-              <w:rPr>
-                <w:rFonts w:ascii="Adani" w:hAnsi="Adani" w:eastAsia="Adani" w:cs="Adani"/>
-                <w:b w:val="0"/>
-                <w:sz w:val="23"/>
-              </w:rPr>
-              <w:t>7</w:t>
-            </w:r>
-          </w:p>
-        </w:tc>
-        <w:tc>
-          <w:tcPr>
-            <w:tcW w:type="dxa" w:w="3864"/>
-          </w:tcPr>
-          <w:p>
-            <w:pPr>
-              <w:spacing w:after="0"/>
-              <w:jc w:val="both"/>
-            </w:pPr>
-            <w:r>
-              <w:rPr>
-                <w:rFonts w:ascii="Adani" w:hAnsi="Adani" w:eastAsia="Adani" w:cs="Adani"/>
-                <w:b w:val="0"/>
-                <w:sz w:val="23"/>
-              </w:rPr>
-              <w:t>ADANI AGRI LOGISTICS (KATIHAR) LIMITED</w:t>
-            </w:r>
-          </w:p>
-        </w:tc>
-        <w:tc>
-          <w:tcPr>
-            <w:tcW w:type="dxa" w:w="2610"/>
-          </w:tcPr>
-          <w:p>
-            <w:pPr>
-              <w:spacing w:after="0"/>
-              <w:jc w:val="center"/>
-            </w:pPr>
-            <w:r>
-              <w:rPr>
-                <w:rFonts w:ascii="Adani" w:hAnsi="Adani" w:eastAsia="Adani" w:cs="Adani"/>
-                <w:b w:val="0"/>
-                <w:sz w:val="23"/>
-              </w:rPr>
-              <w:t>06/05/2019</w:t>
-            </w:r>
-          </w:p>
-        </w:tc>
-        <w:tc>
-          <w:tcPr>
-            <w:tcW w:type="dxa" w:w="2250"/>
-          </w:tcPr>
-          <w:p>
-            <w:pPr>
-              <w:spacing w:after="0"/>
-              <w:jc w:val="center"/>
-            </w:pPr>
-          </w:p>
-        </w:tc>
-      </w:tr>
-      <w:tr>
-        <w:tc>
-          <w:tcPr>
-            <w:tcW w:type="dxa" w:w="636"/>
-          </w:tcPr>
-          <w:p>
-            <w:pPr>
-              <w:spacing w:after="0"/>
-              <w:ind w:left="360"/>
-            </w:pPr>
-            <w:r>
-              <w:rPr>
-                <w:rFonts w:ascii="Adani" w:hAnsi="Adani" w:eastAsia="Adani" w:cs="Adani"/>
-                <w:b w:val="0"/>
-                <w:sz w:val="23"/>
-              </w:rPr>
-              <w:t>8</w:t>
-            </w:r>
-          </w:p>
-        </w:tc>
-        <w:tc>
-          <w:tcPr>
-            <w:tcW w:type="dxa" w:w="3864"/>
-          </w:tcPr>
-          <w:p>
-            <w:pPr>
-              <w:spacing w:after="0"/>
-              <w:jc w:val="both"/>
-            </w:pPr>
-            <w:r>
-              <w:rPr>
-                <w:rFonts w:ascii="Adani" w:hAnsi="Adani" w:eastAsia="Adani" w:cs="Adani"/>
-                <w:b w:val="0"/>
-                <w:sz w:val="23"/>
-              </w:rPr>
-              <w:t>ADANI AGRI LOGISTICS (DARBHANGA) LIMITED</w:t>
-            </w:r>
-          </w:p>
-        </w:tc>
-        <w:tc>
-          <w:tcPr>
-            <w:tcW w:type="dxa" w:w="2610"/>
-          </w:tcPr>
-          <w:p>
-            <w:pPr>
-              <w:spacing w:after="0"/>
-              <w:jc w:val="center"/>
-            </w:pPr>
-            <w:r>
-              <w:rPr>
-                <w:rFonts w:ascii="Adani" w:hAnsi="Adani" w:eastAsia="Adani" w:cs="Adani"/>
-                <w:b w:val="0"/>
-                <w:sz w:val="23"/>
-              </w:rPr>
-              <w:t>29/04/2019</w:t>
-            </w:r>
-          </w:p>
-        </w:tc>
-        <w:tc>
-          <w:tcPr>
-            <w:tcW w:type="dxa" w:w="2250"/>
-          </w:tcPr>
-          <w:p>
-            <w:pPr>
-              <w:spacing w:after="0"/>
-              <w:jc w:val="center"/>
-            </w:pPr>
-          </w:p>
-        </w:tc>
-      </w:tr>
-      <w:tr>
-        <w:tc>
-          <w:tcPr>
-            <w:tcW w:type="dxa" w:w="636"/>
-          </w:tcPr>
-          <w:p>
-            <w:pPr>
-              <w:spacing w:after="0"/>
-              <w:ind w:left="360"/>
-            </w:pPr>
-            <w:r>
-              <w:rPr>
-                <w:rFonts w:ascii="Adani" w:hAnsi="Adani" w:eastAsia="Adani" w:cs="Adani"/>
-                <w:b w:val="0"/>
-                <w:sz w:val="23"/>
-              </w:rPr>
-              <w:t>9</w:t>
-            </w:r>
-          </w:p>
-        </w:tc>
-        <w:tc>
-          <w:tcPr>
-            <w:tcW w:type="dxa" w:w="3864"/>
-          </w:tcPr>
-          <w:p>
-            <w:pPr>
-              <w:spacing w:after="0"/>
-              <w:jc w:val="both"/>
-            </w:pPr>
-            <w:r>
-              <w:rPr>
-                <w:rFonts w:ascii="Adani" w:hAnsi="Adani" w:eastAsia="Adani" w:cs="Adani"/>
-                <w:b w:val="0"/>
-                <w:sz w:val="23"/>
-              </w:rPr>
-              <w:t>ADANI AGRI LOGISTICS (DAHOD) LIMITED</w:t>
-            </w:r>
-          </w:p>
-        </w:tc>
-        <w:tc>
-          <w:tcPr>
-            <w:tcW w:type="dxa" w:w="2610"/>
-          </w:tcPr>
-          <w:p>
-            <w:pPr>
-              <w:spacing w:after="0"/>
-              <w:jc w:val="center"/>
-            </w:pPr>
-            <w:r>
-              <w:rPr>
-                <w:rFonts w:ascii="Adani" w:hAnsi="Adani" w:eastAsia="Adani" w:cs="Adani"/>
-                <w:b w:val="0"/>
-                <w:sz w:val="23"/>
-              </w:rPr>
-              <w:t>29/04/2019</w:t>
-            </w:r>
-          </w:p>
-        </w:tc>
-        <w:tc>
-          <w:tcPr>
-            <w:tcW w:type="dxa" w:w="2250"/>
-          </w:tcPr>
-          <w:p>
-            <w:pPr>
-              <w:spacing w:after="0"/>
-              <w:jc w:val="center"/>
-            </w:pPr>
-          </w:p>
-        </w:tc>
-      </w:tr>
-      <w:tr>
-        <w:tc>
-          <w:tcPr>
-            <w:tcW w:type="dxa" w:w="636"/>
-          </w:tcPr>
-          <w:p>
-            <w:pPr>
-              <w:spacing w:after="0"/>
-              <w:ind w:left="360"/>
-            </w:pPr>
-            <w:r>
-              <w:rPr>
-                <w:rFonts w:ascii="Adani" w:hAnsi="Adani" w:eastAsia="Adani" w:cs="Adani"/>
-                <w:b w:val="0"/>
-                <w:sz w:val="23"/>
-              </w:rPr>
-              <w:t>10</w:t>
-            </w:r>
-          </w:p>
-        </w:tc>
-        <w:tc>
-          <w:tcPr>
-            <w:tcW w:type="dxa" w:w="3864"/>
-          </w:tcPr>
-          <w:p>
-            <w:pPr>
-              <w:spacing w:after="0"/>
-              <w:jc w:val="both"/>
-            </w:pPr>
-            <w:r>
-              <w:rPr>
-                <w:rFonts w:ascii="Adani" w:hAnsi="Adani" w:eastAsia="Adani" w:cs="Adani"/>
-                <w:b w:val="0"/>
-                <w:sz w:val="23"/>
-              </w:rPr>
-              <w:t>ADANI WAREHOUSING LIMITED</w:t>
-            </w:r>
-          </w:p>
-        </w:tc>
-        <w:tc>
-          <w:tcPr>
-            <w:tcW w:type="dxa" w:w="2610"/>
-          </w:tcPr>
-          <w:p>
-            <w:pPr>
-              <w:spacing w:after="0"/>
-              <w:jc w:val="center"/>
-            </w:pPr>
-            <w:r>
-              <w:rPr>
-                <w:rFonts w:ascii="Adani" w:hAnsi="Adani" w:eastAsia="Adani" w:cs="Adani"/>
-                <w:b w:val="0"/>
-                <w:sz w:val="23"/>
-              </w:rPr>
-              <w:t>29/04/2019</w:t>
-            </w:r>
-          </w:p>
-        </w:tc>
-        <w:tc>
-          <w:tcPr>
-            <w:tcW w:type="dxa" w:w="2250"/>
-          </w:tcPr>
-          <w:p>
-            <w:pPr>
-              <w:spacing w:after="0"/>
-              <w:jc w:val="center"/>
-            </w:pPr>
-          </w:p>
-        </w:tc>
-      </w:tr>
-      <w:tr>
-        <w:tc>
-          <w:tcPr>
-            <w:tcW w:type="dxa" w:w="636"/>
-          </w:tcPr>
-          <w:p>
-            <w:pPr>
-              <w:spacing w:after="0"/>
-              <w:ind w:left="360"/>
-            </w:pPr>
-            <w:r>
-              <w:rPr>
-                <w:rFonts w:ascii="Adani" w:hAnsi="Adani" w:eastAsia="Adani" w:cs="Adani"/>
-                <w:b w:val="0"/>
-                <w:sz w:val="23"/>
-              </w:rPr>
-              <w:t>11</w:t>
-            </w:r>
-          </w:p>
-        </w:tc>
-        <w:tc>
-          <w:tcPr>
-            <w:tcW w:type="dxa" w:w="3864"/>
-          </w:tcPr>
-          <w:p>
-            <w:pPr>
-              <w:spacing w:after="0"/>
-              <w:jc w:val="both"/>
-            </w:pPr>
-            <w:r>
-              <w:rPr>
-                <w:rFonts w:ascii="Adani" w:hAnsi="Adani" w:eastAsia="Adani" w:cs="Adani"/>
-                <w:b w:val="0"/>
-                <w:sz w:val="23"/>
-              </w:rPr>
-              <w:t>ADANI AGRI LOGISTICS (DHAMORA) LIMITED</w:t>
-            </w:r>
-          </w:p>
-        </w:tc>
-        <w:tc>
-          <w:tcPr>
-            <w:tcW w:type="dxa" w:w="2610"/>
-          </w:tcPr>
-          <w:p>
-            <w:pPr>
-              <w:spacing w:after="0"/>
-              <w:jc w:val="center"/>
-            </w:pPr>
-            <w:r>
-              <w:rPr>
-                <w:rFonts w:ascii="Adani" w:hAnsi="Adani" w:eastAsia="Adani" w:cs="Adani"/>
-                <w:b w:val="0"/>
-                <w:sz w:val="23"/>
-              </w:rPr>
-              <w:t>29/04/2019</w:t>
+              <w:t>31/07/2019</w:t>
             </w:r>
           </w:p>
         </w:tc>
@@ -1131,7 +711,7 @@
         </w:rPr>
         <w:t xml:space="preserve">Name           </w:t>
         <w:tab/>
-        <w:t xml:space="preserve">:  Amit Malik</w:t>
+        <w:t xml:space="preserve">:  AMIT MALIK</w:t>
       </w:r>
     </w:p>
     <w:p>
@@ -1175,7 +755,7 @@
           <w:b w:val="0"/>
           <w:sz w:val="23"/>
         </w:rPr>
-        <w:t xml:space="preserve">Date: 04th May, 2026</w:t>
+        <w:t xml:space="preserve">Date: 15th May, 2026</w:t>
         <w:tab/>
       </w:r>
     </w:p>
